--- a/livraison_dsi/ARCHITECTURE_SWIFT_EXTRACTOR.docx
+++ b/livraison_dsi/ARCHITECTURE_SWIFT_EXTRACTOR.docx
@@ -2648,10 +2648,7 @@
         <w:pStyle w:val="ListBullet"/>
       </w:pPr>
       <w:r>
-        <w:rPr>
-          <w:sz w:val="20"/>
-        </w:rPr>
-        <w:t>Forex (code dans liste bic_codes.xlsx/forex)</w:t>
+        <w:t>Forex (code dans liste bic_codes.xlsx/forex ; fallback F50A si correspondant CITIUS33 + devise USD)</w:t>
       </w:r>
     </w:p>
     <w:p>

--- a/livraison_dsi/ARCHITECTURE_SWIFT_EXTRACTOR.docx
+++ b/livraison_dsi/ARCHITECTURE_SWIFT_EXTRACTOR.docx
@@ -26,7 +26,7 @@
           <w:color w:val="808080"/>
           <w:sz w:val="20"/>
         </w:rPr>
-        <w:t>Version 4.0 — Février 2026</w:t>
+        <w:t>Version 5.0 — Mars 2026</w:t>
       </w:r>
     </w:p>
     <w:p/>
@@ -681,7 +681,7 @@
           <w:i w:val="0"/>
           <w:sz w:val="20"/>
         </w:rPr>
-        <w:t>A. Dispatcher Principal — extractors/mt_multi.py (~1750 lignes)</w:t>
+        <w:t>A. Dispatcher Principal — extractors/mt_multi.py (~1900 lignes)</w:t>
       </w:r>
     </w:p>
     <w:p>
@@ -768,7 +768,7 @@
         <w:rPr>
           <w:sz w:val="20"/>
         </w:rPr>
-        <w:t>Retour de 7 listes classifiées</w:t>
+        <w:t>Retour de 8 listes classifiées</w:t>
       </w:r>
     </w:p>
     <w:p>
@@ -1122,7 +1122,7 @@
         <w:rPr>
           <w:sz w:val="20"/>
         </w:rPr>
-        <w:t>BANQUE DE FRANCE, forex</w:t>
+        <w:t>BANQUE DE FRANCE, forex, Exceptions Correspondants</w:t>
       </w:r>
     </w:p>
     <w:p>
@@ -1484,7 +1484,7 @@
         <w:rPr>
           <w:sz w:val="20"/>
         </w:rPr>
-        <w:t>Application des règles d'exception (BEACCMCX091, BC, 323201, EUR, nivellement, forex, BDF, salle marchés)</w:t>
+        <w:t>Application des règles d'exception (BEACCMCX091, BC, 323201, EUR, nivellement, forex, BDF, salle marchés, correspondants BdF)</w:t>
       </w:r>
     </w:p>
     <w:p>
@@ -1514,7 +1514,7 @@
         <w:rPr>
           <w:sz w:val="20"/>
         </w:rPr>
-        <w:t>Tous les messages traités sont agrégés dans les 7 listes</w:t>
+        <w:t>Tous les messages traités sont agrégés dans les 8 listes</w:t>
       </w:r>
     </w:p>
     <w:p>
@@ -2845,7 +2845,7 @@
           <w:i w:val="0"/>
           <w:sz w:val="20"/>
         </w:rPr>
-        <w:t>MT103 sortants :</w:t>
+        <w:t>MT103 sortants (non-BdF) :</w:t>
       </w:r>
     </w:p>
     <w:p>
@@ -2894,10 +2894,74 @@
     </w:p>
     <w:p>
       <w:pPr>
+        <w:pStyle w:val="ListBullet"/>
+      </w:pPr>
+      <w:r>
+        <w:t xml:space="preserve">SCBLGB2LXXX : CITIUS33 dans F57A ET 36357124 dans F58A → feuille Exceptions_Correspondants</w:t>
+      </w:r>
+    </w:p>
+    <w:p>
+      <w:pPr>
+        <w:pStyle w:val="ListBullet"/>
+      </w:pPr>
+      <w:r>
+        <w:t xml:space="preserve">CITIGB2LXXX : BIC Banque de France dans F57A → feuille Exceptions_Correspondants</w:t>
+      </w:r>
+    </w:p>
+    <w:p>
+      <w:pPr>
         <w:pStyle w:val="Heading2"/>
       </w:pPr>
       <w:r>
-        <w:t>6.8 Rapprochement MT950</w:t>
+        <w:t xml:space="preserve">6.9 Exception Correspondants BdF (MT202 sortant)</w:t>
+      </w:r>
+    </w:p>
+    <w:p>
+      <w:pPr>
+        <w:pStyle w:val="ListBullet"/>
+      </w:pPr>
+      <w:r>
+        <w:t xml:space="preserve">MT202 sortants CITI/SCB : donneur d'ordre = bénéficiaire (copié depuis F58A)</w:t>
+      </w:r>
+    </w:p>
+    <w:p>
+      <w:pPr>
+        <w:pStyle w:val="ListBullet"/>
+      </w:pPr>
+      <w:r>
+        <w:t xml:space="preserve">MT202 entrants BdF : Fallback F58A si F52A non mappé (P1=BIC strict, P2=code 4 chiffres → Reglement)</w:t>
+      </w:r>
+    </w:p>
+    <w:p>
+      <w:pPr>
+        <w:pStyle w:val="ListBullet"/>
+      </w:pPr>
+      <w:r>
+        <w:t xml:space="preserve">MT103 sortants BdF : Priorités inversées — P2=Nom (Details F50F), P3=CCF, P4=BIC (F52A)</w:t>
+      </w:r>
+    </w:p>
+    <w:p>
+      <w:pPr>
+        <w:pStyle w:val="ListBullet"/>
+      </w:pPr>
+      <w:r>
+        <w:t xml:space="preserve">MT103 entrants BdF : PAYS rempli depuis le RECEIVER BIC (quand le sender est BDFEFRPPCCT/BDFEFRPPSRD)</w:t>
+      </w:r>
+    </w:p>
+    <w:p>
+      <w:pPr>
+        <w:pStyle w:val="Heading2"/>
+      </w:pPr>
+      <w:r>
+        <w:t xml:space="preserve">6.8 Règles Banque de France (BdF)</w:t>
+      </w:r>
+    </w:p>
+    <w:p>
+      <w:pPr>
+        <w:pStyle w:val="Heading2"/>
+      </w:pPr>
+      <w:r>
+        <w:t>6.10 Rapprochement MT950</w:t>
       </w:r>
     </w:p>
     <w:p>
@@ -3640,7 +3704,7 @@
         <w:rPr>
           <w:sz w:val="20"/>
         </w:rPr>
-        <w:t>Règles métier précises : 9+ exceptions différentes gérées automatiquement</w:t>
+        <w:t>Règles métier précises : 10+ exceptions différentes gérées automatiquement</w:t>
       </w:r>
     </w:p>
     <w:p>
